--- a/a7/packages/A7 Unit 3 - Exponents and Scientific Notation/Lesson Plans/A7 3.03  Lesson Plan.docx
+++ b/a7/packages/A7 Unit 3 - Exponents and Scientific Notation/Lesson Plans/A7 3.03  Lesson Plan.docx
@@ -3671,7 +3671,26 @@
                 <w:color w:val="1A1A1A"/>
                 <w:sz w:val="18"/>
               </w:rPr>
-              <w:t>0 — zero exponent read as 0 [B1G-M 8.NSO.1.3 misconception]; 1296 — the 6</w:t>
+              <w:t>0 — zero exponent read as 0 [8.NSO.1.3: zero exponent law, a</w:t>
+            </w:r>
+            <w:r>
+              <w:rPr>
+                <w:b w:val="0"/>
+                <w:i w:val="0"/>
+                <w:color w:val="1A1A1A"/>
+                <w:sz w:val="18"/>
+                <w:vertAlign w:val="superscript"/>
+              </w:rPr>
+              <w:t>0</w:t>
+            </w:r>
+            <w:r>
+              <w:rPr>
+                <w:b w:val="0"/>
+                <w:i w:val="0"/>
+                <w:color w:val="1A1A1A"/>
+                <w:sz w:val="18"/>
+              </w:rPr>
+              <w:t xml:space="preserve"> = 1]; 1296 — the 6</w:t>
             </w:r>
             <w:r>
               <w:rPr>
@@ -4363,7 +4382,26 @@
                 <w:color w:val="1A1A1A"/>
                 <w:sz w:val="18"/>
               </w:rPr>
-              <w:t xml:space="preserve"> read as 0, so the whole numerator is 0 [B1G-M 8.NSO.1.3 zero-exponent misconception]; (D) (2</w:t>
+              <w:t xml:space="preserve"> read as 0, so the whole numerator is 0 [8.NSO.1.3: zero exponent law, a</w:t>
+            </w:r>
+            <w:r>
+              <w:rPr>
+                <w:b w:val="0"/>
+                <w:i w:val="0"/>
+                <w:color w:val="1A1A1A"/>
+                <w:sz w:val="18"/>
+                <w:vertAlign w:val="superscript"/>
+              </w:rPr>
+              <w:t>0</w:t>
+            </w:r>
+            <w:r>
+              <w:rPr>
+                <w:b w:val="0"/>
+                <w:i w:val="0"/>
+                <w:color w:val="1A1A1A"/>
+                <w:sz w:val="18"/>
+              </w:rPr>
+              <w:t xml:space="preserve"> = 1]; (D) (2</w:t>
             </w:r>
             <w:r>
               <w:rPr>
@@ -4987,7 +5025,7 @@
                 <w:color w:val="1A1A1A"/>
                 <w:sz w:val="18"/>
               </w:rPr>
-              <w:t>64 — dropped the sign; 'undefined' or 0 — (−4)</w:t>
+              <w:t>64 — dropped the sign; 'undefined' — (−4)</w:t>
             </w:r>
             <w:r>
               <w:rPr>
@@ -5006,7 +5044,26 @@
                 <w:color w:val="1A1A1A"/>
                 <w:sz w:val="18"/>
               </w:rPr>
-              <w:t xml:space="preserve"> read as 0 [B1G-M 8.NSO.1.3]</w:t>
+              <w:t xml:space="preserve"> in the denominator read as 0, so a division by 0 [8.NSO.1.3: zero exponent law, a</w:t>
+            </w:r>
+            <w:r>
+              <w:rPr>
+                <w:b w:val="0"/>
+                <w:i w:val="0"/>
+                <w:color w:val="1A1A1A"/>
+                <w:sz w:val="18"/>
+                <w:vertAlign w:val="superscript"/>
+              </w:rPr>
+              <w:t>0</w:t>
+            </w:r>
+            <w:r>
+              <w:rPr>
+                <w:b w:val="0"/>
+                <w:i w:val="0"/>
+                <w:color w:val="1A1A1A"/>
+                <w:sz w:val="18"/>
+              </w:rPr>
+              <w:t xml:space="preserve"> = 1]</w:t>
             </w:r>
           </w:p>
         </w:tc>

--- a/a7/packages/A7 Unit 3 - Exponents and Scientific Notation/Lesson Plans/A7 3.03  Lesson Plan.docx
+++ b/a7/packages/A7 Unit 3 - Exponents and Scientific Notation/Lesson Plans/A7 3.03  Lesson Plan.docx
@@ -4017,7 +4017,7 @@
                 <w:color w:val="1A1A1A"/>
                 <w:sz w:val="18"/>
               </w:rPr>
-              <w:t>0.125 — divided the exponents 6 ÷ 2 [7.NSO.1.1 misconception: 'divide' applied to the exponents]; 0.015625 — added 6 + ... or used 0.5</w:t>
+              <w:t>0.125 — divided the exponents 6 ÷ 2 [7.NSO.1.1 misconception: 'divide' applied to the exponents]; 0.015625 — 0.5</w:t>
             </w:r>
             <w:r>
               <w:rPr>
@@ -4036,7 +4036,7 @@
                 <w:color w:val="1A1A1A"/>
                 <w:sz w:val="18"/>
               </w:rPr>
-              <w:t xml:space="preserve"> and ignored the denominator</w:t>
+              <w:t>, the denominator ignored</w:t>
             </w:r>
           </w:p>
         </w:tc>
@@ -4861,7 +4861,83 @@
                 <w:color w:val="1A1A1A"/>
                 <w:sz w:val="18"/>
               </w:rPr>
-              <w:t xml:space="preserve"> from adding 2 + 1 (power of a power step done as a product); 0.01 — stopped at 0.1</w:t>
+              <w:t>, the outer square on (0.1</w:t>
+            </w:r>
+            <w:r>
+              <w:rPr>
+                <w:b w:val="0"/>
+                <w:i w:val="0"/>
+                <w:color w:val="1A1A1A"/>
+                <w:sz w:val="18"/>
+                <w:vertAlign w:val="superscript"/>
+              </w:rPr>
+              <w:t>1</w:t>
+            </w:r>
+            <w:r>
+              <w:rPr>
+                <w:b w:val="0"/>
+                <w:i w:val="0"/>
+                <w:color w:val="1A1A1A"/>
+                <w:sz w:val="18"/>
+              </w:rPr>
+              <w:t>)</w:t>
+            </w:r>
+            <w:r>
+              <w:rPr>
+                <w:b w:val="0"/>
+                <w:i w:val="0"/>
+                <w:color w:val="1A1A1A"/>
+                <w:sz w:val="18"/>
+                <w:vertAlign w:val="superscript"/>
+              </w:rPr>
+              <w:t>2</w:t>
+            </w:r>
+            <w:r>
+              <w:rPr>
+                <w:b w:val="0"/>
+                <w:i w:val="0"/>
+                <w:color w:val="1A1A1A"/>
+                <w:sz w:val="18"/>
+              </w:rPr>
+              <w:t xml:space="preserve"> dropped, leaving 0.1</w:t>
+            </w:r>
+            <w:r>
+              <w:rPr>
+                <w:b w:val="0"/>
+                <w:i w:val="0"/>
+                <w:color w:val="1A1A1A"/>
+                <w:sz w:val="18"/>
+                <w:vertAlign w:val="superscript"/>
+              </w:rPr>
+              <w:t>2</w:t>
+            </w:r>
+            <w:r>
+              <w:rPr>
+                <w:b w:val="0"/>
+                <w:i w:val="0"/>
+                <w:color w:val="1A1A1A"/>
+                <w:sz w:val="18"/>
+              </w:rPr>
+              <w:t xml:space="preserve"> · 0.1</w:t>
+            </w:r>
+            <w:r>
+              <w:rPr>
+                <w:b w:val="0"/>
+                <w:i w:val="0"/>
+                <w:color w:val="1A1A1A"/>
+                <w:sz w:val="18"/>
+                <w:vertAlign w:val="superscript"/>
+              </w:rPr>
+              <w:t>1</w:t>
+            </w:r>
+            <w:r>
+              <w:rPr>
+                <w:b w:val="0"/>
+                <w:i w:val="0"/>
+                <w:color w:val="1A1A1A"/>
+                <w:sz w:val="18"/>
+              </w:rPr>
+              <w:t xml:space="preserve"> [power of a power step skipped]; 0.01 — stopped at 0.1</w:t>
             </w:r>
             <w:r>
               <w:rPr>

--- a/a7/packages/A7 Unit 3 - Exponents and Scientific Notation/Lesson Plans/A7 3.03  Lesson Plan.docx
+++ b/a7/packages/A7 Unit 3 - Exponents and Scientific Notation/Lesson Plans/A7 3.03  Lesson Plan.docx
@@ -563,91 +563,134 @@
         </w:rPr>
       </w:r>
     </w:p>
+    <w:tbl>
+      <w:tblPr>
+        <w:tblLayout w:type="fixed"/>
+        <w:tblLook w:firstColumn="1" w:firstRow="1" w:lastColumn="0" w:lastRow="0" w:noHBand="0" w:noVBand="1" w:val="04A0"/>
+        <w:tblLayout w:type="fixed"/>
+        <w:tblW w:w="9360" w:type="dxa"/>
+      </w:tblPr>
+      <w:tblGrid>
+        <w:gridCol w:w="9360"/>
+      </w:tblGrid>
+      <w:tr>
+        <w:trPr>
+          <w:cantSplit/>
+        </w:trPr>
+        <w:tc>
+          <w:tcPr>
+            <w:tcW w:type="dxa" w:w="9360"/>
+            <w:tcBorders>
+              <w:top w:val="nil"/>
+              <w:left w:val="nil"/>
+              <w:bottom w:val="nil"/>
+              <w:right w:val="nil"/>
+            </w:tcBorders>
+            <w:tcMar>
+              <w:top w:w="0" w:type="dxa"/>
+              <w:left w:w="0" w:type="dxa"/>
+              <w:bottom w:w="0" w:type="dxa"/>
+              <w:right w:w="0" w:type="dxa"/>
+            </w:tcMar>
+          </w:tcPr>
+          <w:p>
+            <w:pPr>
+              <w:keepNext/>
+              <w:spacing w:before="200" w:after="120"/>
+              <w:pBdr>
+                <w:bottom w:val="single" w:sz="8" w:space="2" w:color="1A1A1A"/>
+              </w:pBdr>
+            </w:pPr>
+            <w:r>
+              <w:rPr>
+                <w:b/>
+                <w:i w:val="0"/>
+                <w:color w:val="1A1A1A"/>
+                <w:sz w:val="24"/>
+              </w:rPr>
+              <w:t>2.  Standards</w:t>
+            </w:r>
+          </w:p>
+          <w:p>
+            <w:pPr>
+              <w:spacing w:before="40" w:after="80"/>
+            </w:pPr>
+            <w:r>
+              <w:rPr>
+                <w:b/>
+                <w:i w:val="0"/>
+                <w:color w:val="1A1A1A"/>
+                <w:sz w:val="21"/>
+              </w:rPr>
+              <w:t>MA.7.NSO.1.1</w:t>
+            </w:r>
+            <w:r>
+              <w:rPr>
+                <w:b w:val="0"/>
+                <w:i w:val="0"/>
+                <w:color w:val="1A1A1A"/>
+                <w:sz w:val="21"/>
+              </w:rPr>
+              <w:t xml:space="preserve">  Know and apply the laws of exponents to evaluate numerical expressions and generate equivalent numerical expressions, limited to whole-number exponents and rational-number bases.</w:t>
+            </w:r>
+          </w:p>
+          <w:p>
+            <w:pPr>
+              <w:spacing w:before="0" w:after="60"/>
+            </w:pPr>
+            <w:r>
+              <w:rPr>
+                <w:b/>
+                <w:i w:val="0"/>
+                <w:color w:val="1A1A1A"/>
+                <w:sz w:val="21"/>
+              </w:rPr>
+              <w:t>Must.</w:t>
+            </w:r>
+            <w:r>
+              <w:rPr>
+                <w:b w:val="0"/>
+                <w:i w:val="0"/>
+                <w:color w:val="1A1A1A"/>
+                <w:sz w:val="21"/>
+              </w:rPr>
+              <w:t xml:space="preserve">  Two or three laws in one expression, whole-number exponents and rational bases; generate an equivalent expression and evaluate it.</w:t>
+            </w:r>
+          </w:p>
+          <w:p>
+            <w:pPr>
+              <w:spacing w:before="0" w:after="80"/>
+            </w:pPr>
+            <w:r>
+              <w:rPr>
+                <w:b/>
+                <w:i w:val="0"/>
+                <w:color w:val="1A1A1A"/>
+                <w:sz w:val="21"/>
+              </w:rPr>
+              <w:t>Must not.</w:t>
+            </w:r>
+            <w:r>
+              <w:rPr>
+                <w:b w:val="0"/>
+                <w:i w:val="0"/>
+                <w:color w:val="1A1A1A"/>
+                <w:sz w:val="21"/>
+              </w:rPr>
+              <w:t xml:space="preserve">  No negative exponents yet. The laws never cross addition or subtraction, and order of operations stays at six steps or fewer.</w:t>
+            </w:r>
+          </w:p>
+        </w:tc>
+      </w:tr>
+    </w:tbl>
     <w:p>
       <w:pPr>
-        <w:keepNext/>
-        <w:spacing w:before="200" w:after="120"/>
-        <w:pBdr>
-          <w:bottom w:val="single" w:sz="8" w:space="2" w:color="1A1A1A"/>
-        </w:pBdr>
+        <w:spacing w:after="0" w:before="0" w:line="20" w:lineRule="exact"/>
       </w:pPr>
       <w:r>
         <w:rPr>
-          <w:b/>
-          <w:i w:val="0"/>
-          <w:color w:val="1A1A1A"/>
-          <w:sz w:val="24"/>
+          <w:sz w:val="2"/>
         </w:rPr>
-        <w:t>2.  Standards</w:t>
-      </w:r>
-    </w:p>
-    <w:p>
-      <w:pPr>
-        <w:spacing w:before="40" w:after="80"/>
-      </w:pPr>
-      <w:r>
-        <w:rPr>
-          <w:b/>
-          <w:i w:val="0"/>
-          <w:color w:val="1A1A1A"/>
-          <w:sz w:val="21"/>
-        </w:rPr>
-        <w:t>MA.7.NSO.1.1</w:t>
-      </w:r>
-      <w:r>
-        <w:rPr>
-          <w:b w:val="0"/>
-          <w:i w:val="0"/>
-          <w:color w:val="1A1A1A"/>
-          <w:sz w:val="21"/>
-        </w:rPr>
-        <w:t xml:space="preserve">  Know and apply the laws of exponents to evaluate numerical expressions and generate equivalent numerical expressions, limited to whole-number exponents and rational-number bases.</w:t>
-      </w:r>
-    </w:p>
-    <w:p>
-      <w:pPr>
-        <w:spacing w:before="0" w:after="60"/>
-      </w:pPr>
-      <w:r>
-        <w:rPr>
-          <w:b/>
-          <w:i w:val="0"/>
-          <w:color w:val="1A1A1A"/>
-          <w:sz w:val="21"/>
-        </w:rPr>
-        <w:t>Must.</w:t>
-      </w:r>
-      <w:r>
-        <w:rPr>
-          <w:b w:val="0"/>
-          <w:i w:val="0"/>
-          <w:color w:val="1A1A1A"/>
-          <w:sz w:val="21"/>
-        </w:rPr>
-        <w:t xml:space="preserve">  Two or three laws in one expression, whole-number exponents and rational bases; generate an equivalent expression and evaluate it.</w:t>
-      </w:r>
-    </w:p>
-    <w:p>
-      <w:pPr>
-        <w:spacing w:before="0" w:after="80"/>
-      </w:pPr>
-      <w:r>
-        <w:rPr>
-          <w:b/>
-          <w:i w:val="0"/>
-          <w:color w:val="1A1A1A"/>
-          <w:sz w:val="21"/>
-        </w:rPr>
-        <w:t>Must not.</w:t>
-      </w:r>
-      <w:r>
-        <w:rPr>
-          <w:b w:val="0"/>
-          <w:i w:val="0"/>
-          <w:color w:val="1A1A1A"/>
-          <w:sz w:val="21"/>
-        </w:rPr>
-        <w:t xml:space="preserve">  No negative exponents yet. The laws never cross addition or subtraction, and order of operations stays at six steps or fewer.</w:t>
       </w:r>
     </w:p>
     <w:p>
@@ -719,6 +762,7 @@
           </w:tcPr>
           <w:p>
             <w:pPr>
+              <w:keepNext/>
               <w:spacing w:after="0"/>
               <w:jc w:val="center"/>
             </w:pPr>
@@ -752,6 +796,7 @@
           </w:tcPr>
           <w:p>
             <w:pPr>
+              <w:keepNext/>
               <w:spacing w:after="0"/>
               <w:jc w:val="center"/>
             </w:pPr>
@@ -785,6 +830,7 @@
           </w:tcPr>
           <w:p>
             <w:pPr>
+              <w:keepNext/>
               <w:spacing w:after="0"/>
               <w:jc w:val="center"/>
             </w:pPr>
@@ -1124,114 +1170,157 @@
         </w:rPr>
       </w:r>
     </w:p>
+    <w:tbl>
+      <w:tblPr>
+        <w:tblLayout w:type="fixed"/>
+        <w:tblLook w:firstColumn="1" w:firstRow="1" w:lastColumn="0" w:lastRow="0" w:noHBand="0" w:noVBand="1" w:val="04A0"/>
+        <w:tblLayout w:type="fixed"/>
+        <w:tblW w:w="9360" w:type="dxa"/>
+      </w:tblPr>
+      <w:tblGrid>
+        <w:gridCol w:w="9360"/>
+      </w:tblGrid>
+      <w:tr>
+        <w:trPr>
+          <w:cantSplit/>
+        </w:trPr>
+        <w:tc>
+          <w:tcPr>
+            <w:tcW w:type="dxa" w:w="9360"/>
+            <w:tcBorders>
+              <w:top w:val="nil"/>
+              <w:left w:val="nil"/>
+              <w:bottom w:val="nil"/>
+              <w:right w:val="nil"/>
+            </w:tcBorders>
+            <w:tcMar>
+              <w:top w:w="0" w:type="dxa"/>
+              <w:left w:w="0" w:type="dxa"/>
+              <w:bottom w:w="0" w:type="dxa"/>
+              <w:right w:w="0" w:type="dxa"/>
+            </w:tcMar>
+          </w:tcPr>
+          <w:p>
+            <w:pPr>
+              <w:keepNext/>
+              <w:spacing w:before="200" w:after="120"/>
+              <w:pBdr>
+                <w:bottom w:val="single" w:sz="8" w:space="2" w:color="1A1A1A"/>
+              </w:pBdr>
+            </w:pPr>
+            <w:r>
+              <w:rPr>
+                <w:b/>
+                <w:i w:val="0"/>
+                <w:color w:val="1A1A1A"/>
+                <w:sz w:val="24"/>
+              </w:rPr>
+              <w:t>4.  Learning Target and Essential Question</w:t>
+            </w:r>
+          </w:p>
+          <w:p>
+            <w:pPr>
+              <w:spacing w:before="40" w:after="60"/>
+            </w:pPr>
+            <w:r>
+              <w:rPr>
+                <w:b/>
+                <w:i w:val="0"/>
+                <w:color w:val="1A1A1A"/>
+                <w:sz w:val="21"/>
+              </w:rPr>
+              <w:t>Learning target.</w:t>
+            </w:r>
+            <w:r>
+              <w:rPr>
+                <w:b w:val="0"/>
+                <w:i w:val="0"/>
+                <w:color w:val="1A1A1A"/>
+                <w:sz w:val="21"/>
+              </w:rPr>
+              <w:t xml:space="preserve">  I can apply more than one law of exponents to evaluate an expression and to write an equivalent one.</w:t>
+            </w:r>
+          </w:p>
+          <w:p>
+            <w:pPr>
+              <w:spacing w:before="0" w:after="60"/>
+            </w:pPr>
+            <w:r>
+              <w:rPr>
+                <w:b/>
+                <w:i w:val="0"/>
+                <w:color w:val="1A1A1A"/>
+                <w:sz w:val="21"/>
+              </w:rPr>
+              <w:t>Essential question.</w:t>
+            </w:r>
+            <w:r>
+              <w:rPr>
+                <w:b w:val="0"/>
+                <w:i w:val="0"/>
+                <w:color w:val="1A1A1A"/>
+                <w:sz w:val="21"/>
+              </w:rPr>
+              <w:t xml:space="preserve">  How can the laws of exponents be used to generate equivalent numeric expressions?</w:t>
+            </w:r>
+          </w:p>
+          <w:p>
+            <w:pPr>
+              <w:spacing w:before="0" w:after="40"/>
+            </w:pPr>
+            <w:r>
+              <w:rPr>
+                <w:b/>
+                <w:i w:val="0"/>
+                <w:color w:val="1A1A1A"/>
+                <w:sz w:val="20"/>
+              </w:rPr>
+              <w:t>Building on.</w:t>
+            </w:r>
+            <w:r>
+              <w:rPr>
+                <w:b w:val="0"/>
+                <w:i w:val="0"/>
+                <w:color w:val="1A1A1A"/>
+                <w:sz w:val="20"/>
+              </w:rPr>
+              <w:t xml:space="preserve">  Lessons 3.01–3.02 — the seven laws; MA.7.NSO.2.1 — order of operations with rational numbers.</w:t>
+            </w:r>
+          </w:p>
+          <w:p>
+            <w:pPr>
+              <w:spacing w:before="0" w:after="80"/>
+            </w:pPr>
+            <w:r>
+              <w:rPr>
+                <w:b/>
+                <w:i w:val="0"/>
+                <w:color w:val="1A1A1A"/>
+                <w:sz w:val="20"/>
+              </w:rPr>
+              <w:t>Working toward.</w:t>
+            </w:r>
+            <w:r>
+              <w:rPr>
+                <w:b w:val="0"/>
+                <w:i w:val="0"/>
+                <w:color w:val="1A1A1A"/>
+                <w:sz w:val="20"/>
+              </w:rPr>
+              <w:t xml:space="preserve">  MA.8.NSO.1.3 — the same combined work with integer exponents (3.06–3.07); MA.8.AR.1.1 — with variable bases (Thread A).</w:t>
+            </w:r>
+          </w:p>
+        </w:tc>
+      </w:tr>
+    </w:tbl>
     <w:p>
       <w:pPr>
-        <w:keepNext/>
-        <w:spacing w:before="200" w:after="120"/>
-        <w:pBdr>
-          <w:bottom w:val="single" w:sz="8" w:space="2" w:color="1A1A1A"/>
-        </w:pBdr>
+        <w:spacing w:after="0" w:before="0" w:line="20" w:lineRule="exact"/>
       </w:pPr>
       <w:r>
         <w:rPr>
-          <w:b/>
-          <w:i w:val="0"/>
-          <w:color w:val="1A1A1A"/>
-          <w:sz w:val="24"/>
+          <w:sz w:val="2"/>
         </w:rPr>
-        <w:t>4.  Learning Target and Essential Question</w:t>
-      </w:r>
-    </w:p>
-    <w:p>
-      <w:pPr>
-        <w:spacing w:before="40" w:after="60"/>
-      </w:pPr>
-      <w:r>
-        <w:rPr>
-          <w:b/>
-          <w:i w:val="0"/>
-          <w:color w:val="1A1A1A"/>
-          <w:sz w:val="21"/>
-        </w:rPr>
-        <w:t>Learning target.</w:t>
-      </w:r>
-      <w:r>
-        <w:rPr>
-          <w:b w:val="0"/>
-          <w:i w:val="0"/>
-          <w:color w:val="1A1A1A"/>
-          <w:sz w:val="21"/>
-        </w:rPr>
-        <w:t xml:space="preserve">  I can apply more than one law of exponents to evaluate an expression and to write an equivalent one.</w:t>
-      </w:r>
-    </w:p>
-    <w:p>
-      <w:pPr>
-        <w:spacing w:before="0" w:after="60"/>
-      </w:pPr>
-      <w:r>
-        <w:rPr>
-          <w:b/>
-          <w:i w:val="0"/>
-          <w:color w:val="1A1A1A"/>
-          <w:sz w:val="21"/>
-        </w:rPr>
-        <w:t>Essential question.</w:t>
-      </w:r>
-      <w:r>
-        <w:rPr>
-          <w:b w:val="0"/>
-          <w:i w:val="0"/>
-          <w:color w:val="1A1A1A"/>
-          <w:sz w:val="21"/>
-        </w:rPr>
-        <w:t xml:space="preserve">  How can the laws of exponents be used to generate equivalent numeric expressions?</w:t>
-      </w:r>
-    </w:p>
-    <w:p>
-      <w:pPr>
-        <w:spacing w:before="0" w:after="40"/>
-      </w:pPr>
-      <w:r>
-        <w:rPr>
-          <w:b/>
-          <w:i w:val="0"/>
-          <w:color w:val="1A1A1A"/>
-          <w:sz w:val="20"/>
-        </w:rPr>
-        <w:t>Building on.</w:t>
-      </w:r>
-      <w:r>
-        <w:rPr>
-          <w:b w:val="0"/>
-          <w:i w:val="0"/>
-          <w:color w:val="1A1A1A"/>
-          <w:sz w:val="20"/>
-        </w:rPr>
-        <w:t xml:space="preserve">  Lessons 3.01–3.02 — the seven laws; MA.7.NSO.2.1 — order of operations with rational numbers.</w:t>
-      </w:r>
-    </w:p>
-    <w:p>
-      <w:pPr>
-        <w:spacing w:before="0" w:after="80"/>
-      </w:pPr>
-      <w:r>
-        <w:rPr>
-          <w:b/>
-          <w:i w:val="0"/>
-          <w:color w:val="1A1A1A"/>
-          <w:sz w:val="20"/>
-        </w:rPr>
-        <w:t>Working toward.</w:t>
-      </w:r>
-      <w:r>
-        <w:rPr>
-          <w:b w:val="0"/>
-          <w:i w:val="0"/>
-          <w:color w:val="1A1A1A"/>
-          <w:sz w:val="20"/>
-        </w:rPr>
-        <w:t xml:space="preserve">  MA.8.NSO.1.3 — the same combined work with integer exponents (3.06–3.07); MA.8.AR.1.1 — with variable bases (Thread A).</w:t>
       </w:r>
     </w:p>
     <w:p>
@@ -1304,6 +1393,7 @@
           </w:tcPr>
           <w:p>
             <w:pPr>
+              <w:keepNext/>
               <w:spacing w:after="0"/>
               <w:jc w:val="center"/>
             </w:pPr>
@@ -1337,6 +1427,7 @@
           </w:tcPr>
           <w:p>
             <w:pPr>
+              <w:keepNext/>
               <w:spacing w:after="0"/>
               <w:jc w:val="center"/>
             </w:pPr>
@@ -1370,6 +1461,7 @@
           </w:tcPr>
           <w:p>
             <w:pPr>
+              <w:keepNext/>
               <w:spacing w:after="0"/>
               <w:jc w:val="center"/>
             </w:pPr>
@@ -1403,6 +1495,7 @@
           </w:tcPr>
           <w:p>
             <w:pPr>
+              <w:keepNext/>
               <w:spacing w:after="0"/>
               <w:jc w:val="center"/>
             </w:pPr>
@@ -2830,91 +2923,134 @@
         </w:rPr>
       </w:r>
     </w:p>
+    <w:tbl>
+      <w:tblPr>
+        <w:tblLayout w:type="fixed"/>
+        <w:tblLook w:firstColumn="1" w:firstRow="1" w:lastColumn="0" w:lastRow="0" w:noHBand="0" w:noVBand="1" w:val="04A0"/>
+        <w:tblLayout w:type="fixed"/>
+        <w:tblW w:w="9360" w:type="dxa"/>
+      </w:tblPr>
+      <w:tblGrid>
+        <w:gridCol w:w="9360"/>
+      </w:tblGrid>
+      <w:tr>
+        <w:trPr>
+          <w:cantSplit/>
+        </w:trPr>
+        <w:tc>
+          <w:tcPr>
+            <w:tcW w:type="dxa" w:w="9360"/>
+            <w:tcBorders>
+              <w:top w:val="nil"/>
+              <w:left w:val="nil"/>
+              <w:bottom w:val="nil"/>
+              <w:right w:val="nil"/>
+            </w:tcBorders>
+            <w:tcMar>
+              <w:top w:w="0" w:type="dxa"/>
+              <w:left w:w="0" w:type="dxa"/>
+              <w:bottom w:w="0" w:type="dxa"/>
+              <w:right w:w="0" w:type="dxa"/>
+            </w:tcMar>
+          </w:tcPr>
+          <w:p>
+            <w:pPr>
+              <w:keepNext/>
+              <w:spacing w:before="200" w:after="120"/>
+              <w:pBdr>
+                <w:bottom w:val="single" w:sz="8" w:space="2" w:color="1A1A1A"/>
+              </w:pBdr>
+            </w:pPr>
+            <w:r>
+              <w:rPr>
+                <w:b/>
+                <w:i w:val="0"/>
+                <w:color w:val="1A1A1A"/>
+                <w:sz w:val="24"/>
+              </w:rPr>
+              <w:t>6.  Gradual Release</w:t>
+            </w:r>
+          </w:p>
+          <w:p>
+            <w:pPr>
+              <w:spacing w:before="40" w:after="60"/>
+            </w:pPr>
+            <w:r>
+              <w:rPr>
+                <w:b/>
+                <w:i w:val="0"/>
+                <w:color w:val="1A1A1A"/>
+                <w:sz w:val="21"/>
+              </w:rPr>
+              <w:t>I do.</w:t>
+            </w:r>
+            <w:r>
+              <w:rPr>
+                <w:b w:val="0"/>
+                <w:i w:val="0"/>
+                <w:color w:val="1A1A1A"/>
+                <w:sz w:val="21"/>
+              </w:rPr>
+              <w:t xml:space="preserve">  The Notes slides and the worked half of each Example: the teacher writes, the class copies, and the OFF line is said out loud rather than printed.</w:t>
+            </w:r>
+          </w:p>
+          <w:p>
+            <w:pPr>
+              <w:spacing w:before="0" w:after="60"/>
+            </w:pPr>
+            <w:r>
+              <w:rPr>
+                <w:b/>
+                <w:i w:val="0"/>
+                <w:color w:val="1A1A1A"/>
+                <w:sz w:val="21"/>
+              </w:rPr>
+              <w:t>We do.</w:t>
+            </w:r>
+            <w:r>
+              <w:rPr>
+                <w:b w:val="0"/>
+                <w:i w:val="0"/>
+                <w:color w:val="1A1A1A"/>
+                <w:sz w:val="21"/>
+              </w:rPr>
+              <w:t xml:space="preserve">  Each Example's Your Turn: the same steps on the student's own numbers, revealed and named a minute later.</w:t>
+            </w:r>
+          </w:p>
+          <w:p>
+            <w:pPr>
+              <w:spacing w:before="0" w:after="80"/>
+            </w:pPr>
+            <w:r>
+              <w:rPr>
+                <w:b/>
+                <w:i w:val="0"/>
+                <w:color w:val="1A1A1A"/>
+                <w:sz w:val="21"/>
+              </w:rPr>
+              <w:t>You do.</w:t>
+            </w:r>
+            <w:r>
+              <w:rPr>
+                <w:b w:val="0"/>
+                <w:i w:val="0"/>
+                <w:color w:val="1A1A1A"/>
+                <w:sz w:val="21"/>
+              </w:rPr>
+              <w:t xml:space="preserve">  The nine-question whiteboard round (14 minutes) and then the six-question independent set, silent and written.</w:t>
+            </w:r>
+          </w:p>
+        </w:tc>
+      </w:tr>
+    </w:tbl>
     <w:p>
       <w:pPr>
-        <w:keepNext/>
-        <w:spacing w:before="200" w:after="120"/>
-        <w:pBdr>
-          <w:bottom w:val="single" w:sz="8" w:space="2" w:color="1A1A1A"/>
-        </w:pBdr>
+        <w:spacing w:after="0" w:before="0" w:line="20" w:lineRule="exact"/>
       </w:pPr>
       <w:r>
         <w:rPr>
-          <w:b/>
-          <w:i w:val="0"/>
-          <w:color w:val="1A1A1A"/>
-          <w:sz w:val="24"/>
+          <w:sz w:val="2"/>
         </w:rPr>
-        <w:t>6.  Gradual Release</w:t>
-      </w:r>
-    </w:p>
-    <w:p>
-      <w:pPr>
-        <w:spacing w:before="40" w:after="60"/>
-      </w:pPr>
-      <w:r>
-        <w:rPr>
-          <w:b/>
-          <w:i w:val="0"/>
-          <w:color w:val="1A1A1A"/>
-          <w:sz w:val="21"/>
-        </w:rPr>
-        <w:t>I do.</w:t>
-      </w:r>
-      <w:r>
-        <w:rPr>
-          <w:b w:val="0"/>
-          <w:i w:val="0"/>
-          <w:color w:val="1A1A1A"/>
-          <w:sz w:val="21"/>
-        </w:rPr>
-        <w:t xml:space="preserve">  The Notes slides and the worked half of each Example: the teacher writes, the class copies, and the OFF line is said out loud rather than printed.</w:t>
-      </w:r>
-    </w:p>
-    <w:p>
-      <w:pPr>
-        <w:spacing w:before="0" w:after="60"/>
-      </w:pPr>
-      <w:r>
-        <w:rPr>
-          <w:b/>
-          <w:i w:val="0"/>
-          <w:color w:val="1A1A1A"/>
-          <w:sz w:val="21"/>
-        </w:rPr>
-        <w:t>We do.</w:t>
-      </w:r>
-      <w:r>
-        <w:rPr>
-          <w:b w:val="0"/>
-          <w:i w:val="0"/>
-          <w:color w:val="1A1A1A"/>
-          <w:sz w:val="21"/>
-        </w:rPr>
-        <w:t xml:space="preserve">  Each Example's Your Turn: the same steps on the student's own numbers, revealed and named a minute later.</w:t>
-      </w:r>
-    </w:p>
-    <w:p>
-      <w:pPr>
-        <w:spacing w:before="0" w:after="80"/>
-      </w:pPr>
-      <w:r>
-        <w:rPr>
-          <w:b/>
-          <w:i w:val="0"/>
-          <w:color w:val="1A1A1A"/>
-          <w:sz w:val="21"/>
-        </w:rPr>
-        <w:t>You do.</w:t>
-      </w:r>
-      <w:r>
-        <w:rPr>
-          <w:b w:val="0"/>
-          <w:i w:val="0"/>
-          <w:color w:val="1A1A1A"/>
-          <w:sz w:val="21"/>
-        </w:rPr>
-        <w:t xml:space="preserve">  The nine-question whiteboard round (14 minutes) and then the six-question independent set, silent and written.</w:t>
       </w:r>
     </w:p>
     <w:p>
@@ -2970,6 +3106,7 @@
           </w:tcPr>
           <w:p>
             <w:pPr>
+              <w:keepNext/>
               <w:spacing w:after="0"/>
               <w:jc w:val="center"/>
             </w:pPr>
@@ -3003,6 +3140,7 @@
           </w:tcPr>
           <w:p>
             <w:pPr>
+              <w:keepNext/>
               <w:spacing w:after="0"/>
               <w:jc w:val="center"/>
             </w:pPr>
@@ -3376,6 +3514,7 @@
           </w:tcPr>
           <w:p>
             <w:pPr>
+              <w:keepNext/>
               <w:spacing w:after="0"/>
               <w:jc w:val="center"/>
             </w:pPr>
@@ -3409,6 +3548,7 @@
           </w:tcPr>
           <w:p>
             <w:pPr>
+              <w:keepNext/>
               <w:spacing w:after="0"/>
               <w:jc w:val="center"/>
             </w:pPr>
@@ -3442,6 +3582,7 @@
           </w:tcPr>
           <w:p>
             <w:pPr>
+              <w:keepNext/>
               <w:spacing w:after="0"/>
               <w:jc w:val="center"/>
             </w:pPr>
@@ -3475,6 +3616,7 @@
           </w:tcPr>
           <w:p>
             <w:pPr>
+              <w:keepNext/>
               <w:spacing w:after="0"/>
               <w:jc w:val="center"/>
             </w:pPr>
@@ -5516,284 +5658,370 @@
         <w:t xml:space="preserve">  When a board splits — no option holding about two-thirds of the room — sixty seconds of “convince the person next to you”, then re-vote, then reveal. The minute comes out of the whiteboard remainder.</w:t>
       </w:r>
     </w:p>
+    <w:tbl>
+      <w:tblPr>
+        <w:tblLayout w:type="fixed"/>
+        <w:tblLook w:firstColumn="1" w:firstRow="1" w:lastColumn="0" w:lastRow="0" w:noHBand="0" w:noVBand="1" w:val="04A0"/>
+        <w:tblLayout w:type="fixed"/>
+        <w:tblW w:w="9360" w:type="dxa"/>
+      </w:tblPr>
+      <w:tblGrid>
+        <w:gridCol w:w="9360"/>
+      </w:tblGrid>
+      <w:tr>
+        <w:trPr>
+          <w:cantSplit/>
+        </w:trPr>
+        <w:tc>
+          <w:tcPr>
+            <w:tcW w:type="dxa" w:w="9360"/>
+            <w:tcBorders>
+              <w:top w:val="nil"/>
+              <w:left w:val="nil"/>
+              <w:bottom w:val="nil"/>
+              <w:right w:val="nil"/>
+            </w:tcBorders>
+            <w:tcMar>
+              <w:top w:w="0" w:type="dxa"/>
+              <w:left w:w="0" w:type="dxa"/>
+              <w:bottom w:w="0" w:type="dxa"/>
+              <w:right w:w="0" w:type="dxa"/>
+            </w:tcMar>
+          </w:tcPr>
+          <w:p>
+            <w:pPr>
+              <w:keepNext/>
+              <w:spacing w:before="200" w:after="120"/>
+              <w:pBdr>
+                <w:bottom w:val="single" w:sz="8" w:space="2" w:color="1A1A1A"/>
+              </w:pBdr>
+            </w:pPr>
+            <w:r>
+              <w:rPr>
+                <w:b/>
+                <w:i w:val="0"/>
+                <w:color w:val="1A1A1A"/>
+                <w:sz w:val="24"/>
+              </w:rPr>
+              <w:t>9.  Differentiation</w:t>
+            </w:r>
+          </w:p>
+          <w:p>
+            <w:pPr>
+              <w:spacing w:before="40" w:after="60"/>
+            </w:pPr>
+            <w:r>
+              <w:rPr>
+                <w:b/>
+                <w:i w:val="0"/>
+                <w:color w:val="1A1A1A"/>
+                <w:sz w:val="21"/>
+              </w:rPr>
+              <w:t>ESE / IEP.</w:t>
+            </w:r>
+            <w:r>
+              <w:rPr>
+                <w:b w:val="0"/>
+                <w:i w:val="0"/>
+                <w:color w:val="1A1A1A"/>
+                <w:sz w:val="21"/>
+              </w:rPr>
+              <w:t xml:space="preserve">  The seven laws from Notes I stay on the desk as a half-sheet. Before writing, the student says the plan out loud in two words — 'inside first' or 'expand first' — and the teacher confirms the plan, not the answer.</w:t>
+            </w:r>
+          </w:p>
+          <w:p>
+            <w:pPr>
+              <w:spacing w:before="0" w:after="60"/>
+            </w:pPr>
+            <w:r>
+              <w:rPr>
+                <w:b/>
+                <w:i w:val="0"/>
+                <w:color w:val="1A1A1A"/>
+                <w:sz w:val="21"/>
+              </w:rPr>
+              <w:t>ELL.</w:t>
+            </w:r>
+            <w:r>
+              <w:rPr>
+                <w:b w:val="0"/>
+                <w:i w:val="0"/>
+                <w:color w:val="1A1A1A"/>
+                <w:sz w:val="21"/>
+              </w:rPr>
+              <w:t xml:space="preserve">  Plan and evaluate are the two verbs on every slide today. Write PLAN = decide the order and EVALUATE = find the number on the board, and ask for the plan in words before any board goes up.</w:t>
+            </w:r>
+          </w:p>
+          <w:p>
+            <w:pPr>
+              <w:spacing w:before="0" w:after="80"/>
+            </w:pPr>
+            <w:r>
+              <w:rPr>
+                <w:b/>
+                <w:i w:val="0"/>
+                <w:color w:val="1A1A1A"/>
+                <w:sz w:val="21"/>
+              </w:rPr>
+              <w:t>Enrichment.</w:t>
+            </w:r>
+            <w:r>
+              <w:rPr>
+                <w:b w:val="0"/>
+                <w:i w:val="0"/>
+                <w:color w:val="1A1A1A"/>
+                <w:sz w:val="21"/>
+              </w:rPr>
+              <w:t xml:space="preserve">  Ask for a single power of 2 equal to (2</w:t>
+            </w:r>
+            <w:r>
+              <w:rPr>
+                <w:b w:val="0"/>
+                <w:i w:val="0"/>
+                <w:color w:val="1A1A1A"/>
+                <w:sz w:val="21"/>
+                <w:vertAlign w:val="superscript"/>
+              </w:rPr>
+              <w:t>3</w:t>
+            </w:r>
+            <w:r>
+              <w:rPr>
+                <w:b w:val="0"/>
+                <w:i w:val="0"/>
+                <w:color w:val="1A1A1A"/>
+                <w:sz w:val="21"/>
+              </w:rPr>
+              <w:t xml:space="preserve"> · 4</w:t>
+            </w:r>
+            <w:r>
+              <w:rPr>
+                <w:b w:val="0"/>
+                <w:i w:val="0"/>
+                <w:color w:val="1A1A1A"/>
+                <w:sz w:val="21"/>
+                <w:vertAlign w:val="superscript"/>
+              </w:rPr>
+              <w:t>2</w:t>
+            </w:r>
+            <w:r>
+              <w:rPr>
+                <w:b w:val="0"/>
+                <w:i w:val="0"/>
+                <w:color w:val="1A1A1A"/>
+                <w:sz w:val="21"/>
+              </w:rPr>
+              <w:t>) ÷ 8, then for one expression that two different laws can both finish, to the same value.</w:t>
+            </w:r>
+          </w:p>
+        </w:tc>
+      </w:tr>
+    </w:tbl>
     <w:p>
       <w:pPr>
-        <w:keepNext/>
-        <w:spacing w:before="200" w:after="120"/>
-        <w:pBdr>
-          <w:bottom w:val="single" w:sz="8" w:space="2" w:color="1A1A1A"/>
-        </w:pBdr>
+        <w:spacing w:after="0" w:before="0" w:line="20" w:lineRule="exact"/>
       </w:pPr>
       <w:r>
         <w:rPr>
-          <w:b/>
-          <w:i w:val="0"/>
-          <w:color w:val="1A1A1A"/>
-          <w:sz w:val="24"/>
+          <w:sz w:val="2"/>
         </w:rPr>
-        <w:t>9.  Differentiation</w:t>
       </w:r>
     </w:p>
+    <w:tbl>
+      <w:tblPr>
+        <w:tblLayout w:type="fixed"/>
+        <w:tblLook w:firstColumn="1" w:firstRow="1" w:lastColumn="0" w:lastRow="0" w:noHBand="0" w:noVBand="1" w:val="04A0"/>
+        <w:tblLayout w:type="fixed"/>
+        <w:tblW w:w="9360" w:type="dxa"/>
+      </w:tblPr>
+      <w:tblGrid>
+        <w:gridCol w:w="9360"/>
+      </w:tblGrid>
+      <w:tr>
+        <w:trPr>
+          <w:cantSplit/>
+        </w:trPr>
+        <w:tc>
+          <w:tcPr>
+            <w:tcW w:type="dxa" w:w="9360"/>
+            <w:tcBorders>
+              <w:top w:val="nil"/>
+              <w:left w:val="nil"/>
+              <w:bottom w:val="nil"/>
+              <w:right w:val="nil"/>
+            </w:tcBorders>
+            <w:tcMar>
+              <w:top w:w="0" w:type="dxa"/>
+              <w:left w:w="0" w:type="dxa"/>
+              <w:bottom w:w="0" w:type="dxa"/>
+              <w:right w:w="0" w:type="dxa"/>
+            </w:tcMar>
+          </w:tcPr>
+          <w:p>
+            <w:pPr>
+              <w:keepNext/>
+              <w:spacing w:before="200" w:after="120"/>
+              <w:pBdr>
+                <w:bottom w:val="single" w:sz="8" w:space="2" w:color="1A1A1A"/>
+              </w:pBdr>
+            </w:pPr>
+            <w:r>
+              <w:rPr>
+                <w:b/>
+                <w:i w:val="0"/>
+                <w:color w:val="1A1A1A"/>
+                <w:sz w:val="24"/>
+              </w:rPr>
+              <w:t>10.  Closure, Vocabulary, Materials, Practice</w:t>
+            </w:r>
+          </w:p>
+          <w:p>
+            <w:pPr>
+              <w:spacing w:before="40" w:after="60"/>
+            </w:pPr>
+            <w:r>
+              <w:rPr>
+                <w:b/>
+                <w:i w:val="0"/>
+                <w:color w:val="1A1A1A"/>
+                <w:sz w:val="21"/>
+              </w:rPr>
+              <w:t>Closure.</w:t>
+            </w:r>
+            <w:r>
+              <w:rPr>
+                <w:b w:val="0"/>
+                <w:i w:val="0"/>
+                <w:color w:val="1A1A1A"/>
+                <w:sz w:val="21"/>
+              </w:rPr>
+              <w:t xml:space="preserve">  Board 9 is written work and it is the exit evidence: the student has to carry both plans to the end and show they land on the same value. Read the boards, not the papers.</w:t>
+            </w:r>
+          </w:p>
+          <w:p>
+            <w:pPr>
+              <w:spacing w:before="0" w:after="60"/>
+            </w:pPr>
+            <w:r>
+              <w:rPr>
+                <w:b/>
+                <w:i w:val="0"/>
+                <w:color w:val="1A1A1A"/>
+                <w:sz w:val="21"/>
+              </w:rPr>
+              <w:t>Vocabulary.</w:t>
+            </w:r>
+            <w:r>
+              <w:rPr>
+                <w:b w:val="0"/>
+                <w:i w:val="0"/>
+                <w:color w:val="1A1A1A"/>
+                <w:sz w:val="21"/>
+              </w:rPr>
+              <w:t xml:space="preserve">  </w:t>
+            </w:r>
+            <w:r>
+              <w:rPr>
+                <w:b/>
+                <w:i w:val="0"/>
+                <w:color w:val="0B5394"/>
+                <w:sz w:val="21"/>
+              </w:rPr>
+              <w:t>equivalent expressions</w:t>
+            </w:r>
+            <w:r>
+              <w:rPr>
+                <w:b w:val="0"/>
+                <w:i w:val="0"/>
+                <w:color w:val="1A1A1A"/>
+                <w:sz w:val="21"/>
+              </w:rPr>
+              <w:t xml:space="preserve">; </w:t>
+            </w:r>
+            <w:r>
+              <w:rPr>
+                <w:b/>
+                <w:i w:val="0"/>
+                <w:color w:val="0B5394"/>
+                <w:sz w:val="21"/>
+              </w:rPr>
+              <w:t>evaluate</w:t>
+            </w:r>
+            <w:r>
+              <w:rPr>
+                <w:b w:val="0"/>
+                <w:i w:val="0"/>
+                <w:color w:val="1A1A1A"/>
+                <w:sz w:val="21"/>
+              </w:rPr>
+              <w:t xml:space="preserve">; </w:t>
+            </w:r>
+            <w:r>
+              <w:rPr>
+                <w:b/>
+                <w:i w:val="0"/>
+                <w:color w:val="0B5394"/>
+                <w:sz w:val="21"/>
+              </w:rPr>
+              <w:t>plan</w:t>
+            </w:r>
+          </w:p>
+          <w:p>
+            <w:pPr>
+              <w:spacing w:before="0" w:after="60"/>
+            </w:pPr>
+            <w:r>
+              <w:rPr>
+                <w:b/>
+                <w:i w:val="0"/>
+                <w:color w:val="1A1A1A"/>
+                <w:sz w:val="21"/>
+              </w:rPr>
+              <w:t>Materials.</w:t>
+            </w:r>
+            <w:r>
+              <w:rPr>
+                <w:b w:val="0"/>
+                <w:i w:val="0"/>
+                <w:color w:val="1A1A1A"/>
+                <w:sz w:val="21"/>
+              </w:rPr>
+              <w:t xml:space="preserve">  Whiteboards and markers. Calculators are allowed on everything; the decimal values in the bank (5.0625, 2,293.45007, 9,605.9601) are calculator work once the single power is found.</w:t>
+            </w:r>
+          </w:p>
+          <w:p>
+            <w:pPr>
+              <w:spacing w:before="0" w:after="80"/>
+            </w:pPr>
+            <w:r>
+              <w:rPr>
+                <w:b/>
+                <w:i w:val="0"/>
+                <w:color w:val="1A1A1A"/>
+                <w:sz w:val="21"/>
+              </w:rPr>
+              <w:t>Practice.</w:t>
+            </w:r>
+            <w:r>
+              <w:rPr>
+                <w:b w:val="0"/>
+                <w:i w:val="0"/>
+                <w:color w:val="1A1A1A"/>
+                <w:sz w:val="21"/>
+              </w:rPr>
+              <w:t xml:space="preserve">  The six-question independent set is worked silently in class; whatever is not finished goes home. IXL, all skills required to a SmartScore of 67, due at the start of the next class: Evaluate expressions using properties of exponents — ZE9.</w:t>
+            </w:r>
+          </w:p>
+        </w:tc>
+      </w:tr>
+    </w:tbl>
     <w:p>
       <w:pPr>
-        <w:spacing w:before="40" w:after="60"/>
+        <w:spacing w:after="0" w:before="0" w:line="20" w:lineRule="exact"/>
       </w:pPr>
       <w:r>
         <w:rPr>
-          <w:b/>
-          <w:i w:val="0"/>
-          <w:color w:val="1A1A1A"/>
-          <w:sz w:val="21"/>
+          <w:sz w:val="2"/>
         </w:rPr>
-        <w:t>ESE / IEP.</w:t>
-      </w:r>
-      <w:r>
-        <w:rPr>
-          <w:b w:val="0"/>
-          <w:i w:val="0"/>
-          <w:color w:val="1A1A1A"/>
-          <w:sz w:val="21"/>
-        </w:rPr>
-        <w:t xml:space="preserve">  The seven laws from Notes I stay on the desk as a half-sheet. Before writing, the student says the plan out loud in two words — 'inside first' or 'expand first' — and the teacher confirms the plan, not the answer.</w:t>
-      </w:r>
-    </w:p>
-    <w:p>
-      <w:pPr>
-        <w:spacing w:before="0" w:after="60"/>
-      </w:pPr>
-      <w:r>
-        <w:rPr>
-          <w:b/>
-          <w:i w:val="0"/>
-          <w:color w:val="1A1A1A"/>
-          <w:sz w:val="21"/>
-        </w:rPr>
-        <w:t>ELL.</w:t>
-      </w:r>
-      <w:r>
-        <w:rPr>
-          <w:b w:val="0"/>
-          <w:i w:val="0"/>
-          <w:color w:val="1A1A1A"/>
-          <w:sz w:val="21"/>
-        </w:rPr>
-        <w:t xml:space="preserve">  Plan and evaluate are the two verbs on every slide today. Write PLAN = decide the order and EVALUATE = find the number on the board, and ask for the plan in words before any board goes up.</w:t>
-      </w:r>
-    </w:p>
-    <w:p>
-      <w:pPr>
-        <w:spacing w:before="0" w:after="80"/>
-      </w:pPr>
-      <w:r>
-        <w:rPr>
-          <w:b/>
-          <w:i w:val="0"/>
-          <w:color w:val="1A1A1A"/>
-          <w:sz w:val="21"/>
-        </w:rPr>
-        <w:t>Enrichment.</w:t>
-      </w:r>
-      <w:r>
-        <w:rPr>
-          <w:b w:val="0"/>
-          <w:i w:val="0"/>
-          <w:color w:val="1A1A1A"/>
-          <w:sz w:val="21"/>
-        </w:rPr>
-        <w:t xml:space="preserve">  Ask for a single power of 2 equal to (2</w:t>
-      </w:r>
-      <w:r>
-        <w:rPr>
-          <w:b w:val="0"/>
-          <w:i w:val="0"/>
-          <w:color w:val="1A1A1A"/>
-          <w:sz w:val="21"/>
-          <w:vertAlign w:val="superscript"/>
-        </w:rPr>
-        <w:t>3</w:t>
-      </w:r>
-      <w:r>
-        <w:rPr>
-          <w:b w:val="0"/>
-          <w:i w:val="0"/>
-          <w:color w:val="1A1A1A"/>
-          <w:sz w:val="21"/>
-        </w:rPr>
-        <w:t xml:space="preserve"> · 4</w:t>
-      </w:r>
-      <w:r>
-        <w:rPr>
-          <w:b w:val="0"/>
-          <w:i w:val="0"/>
-          <w:color w:val="1A1A1A"/>
-          <w:sz w:val="21"/>
-          <w:vertAlign w:val="superscript"/>
-        </w:rPr>
-        <w:t>2</w:t>
-      </w:r>
-      <w:r>
-        <w:rPr>
-          <w:b w:val="0"/>
-          <w:i w:val="0"/>
-          <w:color w:val="1A1A1A"/>
-          <w:sz w:val="21"/>
-        </w:rPr>
-        <w:t>) ÷ 8, then for one expression that two different laws can both finish, to the same value.</w:t>
-      </w:r>
-    </w:p>
-    <w:p>
-      <w:pPr>
-        <w:keepNext/>
-        <w:spacing w:before="200" w:after="120"/>
-        <w:pBdr>
-          <w:bottom w:val="single" w:sz="8" w:space="2" w:color="1A1A1A"/>
-        </w:pBdr>
-      </w:pPr>
-      <w:r>
-        <w:rPr>
-          <w:b/>
-          <w:i w:val="0"/>
-          <w:color w:val="1A1A1A"/>
-          <w:sz w:val="24"/>
-        </w:rPr>
-        <w:t>10.  Closure, Vocabulary, Materials, Practice</w:t>
-      </w:r>
-    </w:p>
-    <w:p>
-      <w:pPr>
-        <w:spacing w:before="40" w:after="60"/>
-      </w:pPr>
-      <w:r>
-        <w:rPr>
-          <w:b/>
-          <w:i w:val="0"/>
-          <w:color w:val="1A1A1A"/>
-          <w:sz w:val="21"/>
-        </w:rPr>
-        <w:t>Closure.</w:t>
-      </w:r>
-      <w:r>
-        <w:rPr>
-          <w:b w:val="0"/>
-          <w:i w:val="0"/>
-          <w:color w:val="1A1A1A"/>
-          <w:sz w:val="21"/>
-        </w:rPr>
-        <w:t xml:space="preserve">  Board 9 is written work and it is the exit evidence: the student has to carry both plans to the end and show they land on the same value. Read the boards, not the papers.</w:t>
-      </w:r>
-    </w:p>
-    <w:p>
-      <w:pPr>
-        <w:spacing w:before="0" w:after="60"/>
-      </w:pPr>
-      <w:r>
-        <w:rPr>
-          <w:b/>
-          <w:i w:val="0"/>
-          <w:color w:val="1A1A1A"/>
-          <w:sz w:val="21"/>
-        </w:rPr>
-        <w:t>Vocabulary.</w:t>
-      </w:r>
-      <w:r>
-        <w:rPr>
-          <w:b w:val="0"/>
-          <w:i w:val="0"/>
-          <w:color w:val="1A1A1A"/>
-          <w:sz w:val="21"/>
-        </w:rPr>
-        <w:t xml:space="preserve">  </w:t>
-      </w:r>
-      <w:r>
-        <w:rPr>
-          <w:b/>
-          <w:i w:val="0"/>
-          <w:color w:val="0B5394"/>
-          <w:sz w:val="21"/>
-        </w:rPr>
-        <w:t>equivalent expressions</w:t>
-      </w:r>
-      <w:r>
-        <w:rPr>
-          <w:b w:val="0"/>
-          <w:i w:val="0"/>
-          <w:color w:val="1A1A1A"/>
-          <w:sz w:val="21"/>
-        </w:rPr>
-        <w:t xml:space="preserve">; </w:t>
-      </w:r>
-      <w:r>
-        <w:rPr>
-          <w:b/>
-          <w:i w:val="0"/>
-          <w:color w:val="0B5394"/>
-          <w:sz w:val="21"/>
-        </w:rPr>
-        <w:t>evaluate</w:t>
-      </w:r>
-      <w:r>
-        <w:rPr>
-          <w:b w:val="0"/>
-          <w:i w:val="0"/>
-          <w:color w:val="1A1A1A"/>
-          <w:sz w:val="21"/>
-        </w:rPr>
-        <w:t xml:space="preserve">; </w:t>
-      </w:r>
-      <w:r>
-        <w:rPr>
-          <w:b/>
-          <w:i w:val="0"/>
-          <w:color w:val="0B5394"/>
-          <w:sz w:val="21"/>
-        </w:rPr>
-        <w:t>plan</w:t>
-      </w:r>
-    </w:p>
-    <w:p>
-      <w:pPr>
-        <w:spacing w:before="0" w:after="60"/>
-      </w:pPr>
-      <w:r>
-        <w:rPr>
-          <w:b/>
-          <w:i w:val="0"/>
-          <w:color w:val="1A1A1A"/>
-          <w:sz w:val="21"/>
-        </w:rPr>
-        <w:t>Materials.</w:t>
-      </w:r>
-      <w:r>
-        <w:rPr>
-          <w:b w:val="0"/>
-          <w:i w:val="0"/>
-          <w:color w:val="1A1A1A"/>
-          <w:sz w:val="21"/>
-        </w:rPr>
-        <w:t xml:space="preserve">  Whiteboards and markers. Calculators are allowed on everything; the decimal values in the bank (5.0625, 2,293.45007, 9,605.9601) are calculator work once the single power is found.</w:t>
-      </w:r>
-    </w:p>
-    <w:p>
-      <w:pPr>
-        <w:spacing w:before="0" w:after="80"/>
-      </w:pPr>
-      <w:r>
-        <w:rPr>
-          <w:b/>
-          <w:i w:val="0"/>
-          <w:color w:val="1A1A1A"/>
-          <w:sz w:val="21"/>
-        </w:rPr>
-        <w:t>Practice.</w:t>
-      </w:r>
-      <w:r>
-        <w:rPr>
-          <w:b w:val="0"/>
-          <w:i w:val="0"/>
-          <w:color w:val="1A1A1A"/>
-          <w:sz w:val="21"/>
-        </w:rPr>
-        <w:t xml:space="preserve">  The six-question independent set is worked silently in class; whatever is not finished goes home. IXL, all skills required to a SmartScore of 67, due at the start of the next class: Evaluate expressions using properties of exponents — ZE9.</w:t>
       </w:r>
     </w:p>
     <w:sectPr>

--- a/a7/packages/A7 Unit 3 - Exponents and Scientific Notation/Lesson Plans/A7 3.03  Lesson Plan.docx
+++ b/a7/packages/A7 Unit 3 - Exponents and Scientific Notation/Lesson Plans/A7 3.03  Lesson Plan.docx
@@ -4474,7 +4474,7 @@
                 <w:color w:val="9E1B32"/>
                 <w:sz w:val="18"/>
               </w:rPr>
-              <w:t>A — 4</w:t>
+              <w:t>D — 4</w:t>
             </w:r>
           </w:p>
         </w:tc>
@@ -4505,45 +4505,7 @@
                 <w:color w:val="1A1A1A"/>
                 <w:sz w:val="18"/>
               </w:rPr>
-              <w:t>(B) added the exponents 12 + 10 instead of subtracting [confused with product of powers]; (C) 3.2</w:t>
-            </w:r>
-            <w:r>
-              <w:rPr>
-                <w:b w:val="0"/>
-                <w:i w:val="0"/>
-                <w:color w:val="1A1A1A"/>
-                <w:sz w:val="18"/>
-                <w:vertAlign w:val="superscript"/>
-              </w:rPr>
-              <w:t>0</w:t>
-            </w:r>
-            <w:r>
-              <w:rPr>
-                <w:b w:val="0"/>
-                <w:i w:val="0"/>
-                <w:color w:val="1A1A1A"/>
-                <w:sz w:val="18"/>
-              </w:rPr>
-              <w:t xml:space="preserve"> read as 0, so the whole numerator is 0 [8.NSO.1.3: zero exponent law, a</w:t>
-            </w:r>
-            <w:r>
-              <w:rPr>
-                <w:b w:val="0"/>
-                <w:i w:val="0"/>
-                <w:color w:val="1A1A1A"/>
-                <w:sz w:val="18"/>
-                <w:vertAlign w:val="superscript"/>
-              </w:rPr>
-              <w:t>0</w:t>
-            </w:r>
-            <w:r>
-              <w:rPr>
-                <w:b w:val="0"/>
-                <w:i w:val="0"/>
-                <w:color w:val="1A1A1A"/>
-                <w:sz w:val="18"/>
-              </w:rPr>
-              <w:t xml:space="preserve"> = 1]; (D) (2</w:t>
+              <w:t>(A) (2</w:t>
             </w:r>
             <w:r>
               <w:rPr>
@@ -4638,7 +4600,45 @@
                 <w:color w:val="1A1A1A"/>
                 <w:sz w:val="18"/>
               </w:rPr>
-              <w:t xml:space="preserve"> [power of a power confused with product of powers]</w:t>
+              <w:t xml:space="preserve"> [power of a power confused with product of powers]; (B) added the exponents 12 + 10 instead of subtracting [confused with product of powers]; (C) 3.2</w:t>
+            </w:r>
+            <w:r>
+              <w:rPr>
+                <w:b w:val="0"/>
+                <w:i w:val="0"/>
+                <w:color w:val="1A1A1A"/>
+                <w:sz w:val="18"/>
+                <w:vertAlign w:val="superscript"/>
+              </w:rPr>
+              <w:t>0</w:t>
+            </w:r>
+            <w:r>
+              <w:rPr>
+                <w:b w:val="0"/>
+                <w:i w:val="0"/>
+                <w:color w:val="1A1A1A"/>
+                <w:sz w:val="18"/>
+              </w:rPr>
+              <w:t xml:space="preserve"> read as 0, so the whole numerator is 0 [8.NSO.1.3: zero exponent law, a</w:t>
+            </w:r>
+            <w:r>
+              <w:rPr>
+                <w:b w:val="0"/>
+                <w:i w:val="0"/>
+                <w:color w:val="1A1A1A"/>
+                <w:sz w:val="18"/>
+                <w:vertAlign w:val="superscript"/>
+              </w:rPr>
+              <w:t>0</w:t>
+            </w:r>
+            <w:r>
+              <w:rPr>
+                <w:b w:val="0"/>
+                <w:i w:val="0"/>
+                <w:color w:val="1A1A1A"/>
+                <w:sz w:val="18"/>
+              </w:rPr>
+              <w:t xml:space="preserve"> = 1]</w:t>
             </w:r>
           </w:p>
         </w:tc>
@@ -4770,7 +4770,7 @@
                 <w:color w:val="9E1B32"/>
                 <w:sz w:val="18"/>
               </w:rPr>
-              <w:t>A — 0.1</w:t>
+              <w:t>C — 0.1</w:t>
             </w:r>
             <w:r>
               <w:rPr>
@@ -4811,7 +4811,7 @@
                 <w:color w:val="1A1A1A"/>
                 <w:sz w:val="18"/>
               </w:rPr>
-              <w:t>(B) quotient of powers applied to DIFFERENT bases, 0.2 and 2 [7.NSO.1.1: the quotient law needs the same base]; (C) multiplied the exponents 3 · 2 [confused with power of a power]; (D) the 2</w:t>
+              <w:t>(A) quotient of powers applied to DIFFERENT bases, 0.2 and 2 [7.NSO.1.1: the quotient law needs the same base]; (B) the 2</w:t>
             </w:r>
             <w:r>
               <w:rPr>
@@ -4830,7 +4830,7 @@
                 <w:color w:val="1A1A1A"/>
                 <w:sz w:val="18"/>
               </w:rPr>
-              <w:t xml:space="preserve"> in the denominator was ignored [order of operations: the fraction bar is a grouping]</w:t>
+              <w:t xml:space="preserve"> in the denominator was ignored [order of operations: the fraction bar is a grouping]; (D) multiplied the exponents 3 · 2 [confused with power of a power]</w:t>
             </w:r>
           </w:p>
         </w:tc>

--- a/a7/packages/A7 Unit 3 - Exponents and Scientific Notation/Lesson Plans/A7 3.03  Lesson Plan.docx
+++ b/a7/packages/A7 Unit 3 - Exponents and Scientific Notation/Lesson Plans/A7 3.03  Lesson Plan.docx
@@ -3694,7 +3694,7 @@
                 <w:color w:val="1A1A1A"/>
                 <w:sz w:val="18"/>
               </w:rPr>
-              <w:t>A spreadsheet holds 6</w:t>
+              <w:t>A warehouse holds 6</w:t>
             </w:r>
             <w:r>
               <w:rPr>
@@ -3713,26 +3713,7 @@
                 <w:color w:val="1A1A1A"/>
                 <w:sz w:val="18"/>
               </w:rPr>
-              <w:t xml:space="preserve"> · 6</w:t>
-            </w:r>
-            <w:r>
-              <w:rPr>
-                <w:b w:val="0"/>
-                <w:i w:val="0"/>
-                <w:color w:val="1A1A1A"/>
-                <w:sz w:val="18"/>
-                <w:vertAlign w:val="superscript"/>
-              </w:rPr>
-              <w:t>0</w:t>
-            </w:r>
-            <w:r>
-              <w:rPr>
-                <w:b w:val="0"/>
-                <w:i w:val="0"/>
-                <w:color w:val="1A1A1A"/>
-                <w:sz w:val="18"/>
-              </w:rPr>
-              <w:t xml:space="preserve"> cells in 6</w:t>
+              <w:t xml:space="preserve"> boxes in 6</w:t>
             </w:r>
             <w:r>
               <w:rPr>
@@ -3751,7 +3732,7 @@
                 <w:color w:val="1A1A1A"/>
                 <w:sz w:val="18"/>
               </w:rPr>
-              <w:t xml:space="preserve"> equal columns. The file is 3 megabytes. How many cells are in each column?</w:t>
+              <w:t xml:space="preserve"> equal rows. Each box weighs 3 kilograms. How many boxes are in each row?</w:t>
             </w:r>
           </w:p>
         </w:tc>
@@ -3813,26 +3794,7 @@
                 <w:color w:val="1A1A1A"/>
                 <w:sz w:val="18"/>
               </w:rPr>
-              <w:t>0 — zero exponent read as 0 [8.NSO.1.3: zero exponent law, a</w:t>
-            </w:r>
-            <w:r>
-              <w:rPr>
-                <w:b w:val="0"/>
-                <w:i w:val="0"/>
-                <w:color w:val="1A1A1A"/>
-                <w:sz w:val="18"/>
-                <w:vertAlign w:val="superscript"/>
-              </w:rPr>
-              <w:t>0</w:t>
-            </w:r>
-            <w:r>
-              <w:rPr>
-                <w:b w:val="0"/>
-                <w:i w:val="0"/>
-                <w:color w:val="1A1A1A"/>
-                <w:sz w:val="18"/>
-              </w:rPr>
-              <w:t xml:space="preserve"> = 1]; 1296 — the 6</w:t>
+              <w:t>1296 — the 6</w:t>
             </w:r>
             <w:r>
               <w:rPr>
@@ -3851,7 +3813,26 @@
                 <w:color w:val="1A1A1A"/>
                 <w:sz w:val="18"/>
               </w:rPr>
-              <w:t xml:space="preserve"> in the denominator was ignored; anything built from 3 — the unneeded figure was used</w:t>
+              <w:t xml:space="preserve"> rows were ignored [the quotient was never taken]; 6</w:t>
+            </w:r>
+            <w:r>
+              <w:rPr>
+                <w:b w:val="0"/>
+                <w:i w:val="0"/>
+                <w:color w:val="1A1A1A"/>
+                <w:sz w:val="18"/>
+                <w:vertAlign w:val="superscript"/>
+              </w:rPr>
+              <w:t>6</w:t>
+            </w:r>
+            <w:r>
+              <w:rPr>
+                <w:b w:val="0"/>
+                <w:i w:val="0"/>
+                <w:color w:val="1A1A1A"/>
+                <w:sz w:val="18"/>
+              </w:rPr>
+              <w:t xml:space="preserve"> or 46,656 — the exponents were added [confused with product of powers]; anything built from 3 — the unneeded figure was used</w:t>
             </w:r>
           </w:p>
         </w:tc>
